--- a/backend_flask/plantillas_word/Anexo VII Solicitud Extraordinaria.docx
+++ b/backend_flask/plantillas_word/Anexo VII Solicitud Extraordinaria.docx
@@ -1,6 +1,6 @@
 
 <file path=word/document.xml><?xml version="1.0" encoding="utf-8"?>
-<w:document xmlns:wpc="http://schemas.microsoft.com/office/word/2010/wordprocessingCanvas" xmlns:cx="http://schemas.microsoft.com/office/drawing/2014/chartex" xmlns:cx1="http://schemas.microsoft.com/office/drawing/2015/9/8/chartex" xmlns:cx2="http://schemas.microsoft.com/office/drawing/2015/10/21/chartex" xmlns:cx3="http://schemas.microsoft.com/office/drawing/2016/5/9/chartex" xmlns:cx4="http://schemas.microsoft.com/office/drawing/2016/5/10/chartex" xmlns:cx5="http://schemas.microsoft.com/office/drawing/2016/5/11/chartex" xmlns:cx6="http://schemas.microsoft.com/office/drawing/2016/5/12/chartex" xmlns:cx7="http://schemas.microsoft.com/office/drawing/2016/5/13/chartex" xmlns:cx8="http://schemas.microsoft.com/office/drawing/2016/5/14/chartex" xmlns:mc="http://schemas.openxmlformats.org/markup-compatibility/2006" xmlns:aink="http://schemas.microsoft.com/office/drawing/2016/ink" xmlns:am3d="http://schemas.microsoft.com/office/drawing/2017/model3d" xmlns:o="urn:schemas-microsoft-com:office:office" xmlns:oel="http://schemas.microsoft.com/office/2019/extlst" xmlns:r="http://schemas.openxmlformats.org/officeDocument/2006/relationships" xmlns:m="http://schemas.openxmlformats.org/officeDocument/2006/math" xmlns:v="urn:schemas-microsoft-com:vml" xmlns:wp14="http://schemas.microsoft.com/office/word/2010/wordprocessingDrawing" xmlns:wp="http://schemas.openxmlformats.org/drawingml/2006/wordprocessingDrawing" xmlns:w10="urn:schemas-microsoft-com:office:word" xmlns:w="http://schemas.openxmlformats.org/wordprocessingml/2006/main" xmlns:w14="http://schemas.microsoft.com/office/word/2010/wordml" xmlns:w15="http://schemas.microsoft.com/office/word/2012/wordml" xmlns:w16cex="http://schemas.microsoft.com/office/word/2018/wordml/cex" xmlns:w16cid="http://schemas.microsoft.com/office/word/2016/wordml/cid" xmlns:w16="http://schemas.microsoft.com/office/word/2018/wordml" xmlns:w16du="http://schemas.microsoft.com/office/word/2023/wordml/word16du" xmlns:w16sdtdh="http://schemas.microsoft.com/office/word/2020/wordml/sdtdatahash" xmlns:w16sdtfl="http://schemas.microsoft.com/office/word/2024/wordml/sdtformatlock" xmlns:w16se="http://schemas.microsoft.com/office/word/2015/wordml/symex" xmlns:wpg="http://schemas.microsoft.com/office/word/2010/wordprocessingGroup" xmlns:wpi="http://schemas.microsoft.com/office/word/2010/wordprocessingInk" xmlns:wne="http://schemas.microsoft.com/office/word/2006/wordml" xmlns:wps="http://schemas.microsoft.com/office/word/2010/wordprocessingShape" mc:Ignorable="w14 w15 w16se w16cid w16 w16cex w16sdtdh w16sdtfl w16du wp14">
+<w:document xmlns:wpc="http://schemas.microsoft.com/office/word/2010/wordprocessingCanvas" xmlns:cx="http://schemas.microsoft.com/office/drawing/2014/chartex" xmlns:cx1="http://schemas.microsoft.com/office/drawing/2015/9/8/chartex" xmlns:cx2="http://schemas.microsoft.com/office/drawing/2015/10/21/chartex" xmlns:cx3="http://schemas.microsoft.com/office/drawing/2016/5/9/chartex" xmlns:cx4="http://schemas.microsoft.com/office/drawing/2016/5/10/chartex" xmlns:cx5="http://schemas.microsoft.com/office/drawing/2016/5/11/chartex" xmlns:cx6="http://schemas.microsoft.com/office/drawing/2016/5/12/chartex" xmlns:cx7="http://schemas.microsoft.com/office/drawing/2016/5/13/chartex" xmlns:cx8="http://schemas.microsoft.com/office/drawing/2016/5/14/chartex" xmlns:mc="http://schemas.openxmlformats.org/markup-compatibility/2006" xmlns:aink="http://schemas.microsoft.com/office/drawing/2016/ink" xmlns:am3d="http://schemas.microsoft.com/office/drawing/2017/model3d" xmlns:o="urn:schemas-microsoft-com:office:office" xmlns:r="http://schemas.openxmlformats.org/officeDocument/2006/relationships" xmlns:m="http://schemas.openxmlformats.org/officeDocument/2006/math" xmlns:v="urn:schemas-microsoft-com:vml" xmlns:wp14="http://schemas.microsoft.com/office/word/2010/wordprocessingDrawing" xmlns:wp="http://schemas.openxmlformats.org/drawingml/2006/wordprocessingDrawing" xmlns:w10="urn:schemas-microsoft-com:office:word" xmlns:w="http://schemas.openxmlformats.org/wordprocessingml/2006/main" xmlns:w14="http://schemas.microsoft.com/office/word/2010/wordml" xmlns:w15="http://schemas.microsoft.com/office/word/2012/wordml" xmlns:w16cex="http://schemas.microsoft.com/office/word/2018/wordml/cex" xmlns:w16cid="http://schemas.microsoft.com/office/word/2016/wordml/cid" xmlns:w16="http://schemas.microsoft.com/office/word/2018/wordml" xmlns:w16sdtdh="http://schemas.microsoft.com/office/word/2020/wordml/sdtdatahash" xmlns:w16se="http://schemas.microsoft.com/office/word/2015/wordml/symex" xmlns:wpg="http://schemas.microsoft.com/office/word/2010/wordprocessingGroup" xmlns:wpi="http://schemas.microsoft.com/office/word/2010/wordprocessingInk" xmlns:wne="http://schemas.microsoft.com/office/word/2006/wordml" xmlns:wps="http://schemas.microsoft.com/office/word/2010/wordprocessingShape" mc:Ignorable="w14 w15 w16se w16cid w16 w16cex w16sdtdh wp14">
   <w:body>
     <w:p>
       <w:pPr>
@@ -196,10 +196,10 @@
         <w:tblLook w:val="04A0" w:firstRow="1" w:lastRow="0" w:firstColumn="1" w:lastColumn="0" w:noHBand="0" w:noVBand="1"/>
       </w:tblPr>
       <w:tblGrid>
-        <w:gridCol w:w="3349"/>
-        <w:gridCol w:w="4161"/>
-        <w:gridCol w:w="1702"/>
-        <w:gridCol w:w="1244"/>
+        <w:gridCol w:w="3191"/>
+        <w:gridCol w:w="4005"/>
+        <w:gridCol w:w="1546"/>
+        <w:gridCol w:w="1714"/>
       </w:tblGrid>
       <w:tr>
         <w:tc>
@@ -279,7 +279,6 @@
             <w:placeholder>
               <w:docPart w:val="09FFE65E84AA4F11B43A0DE9D36969BF"/>
             </w:placeholder>
-            <w:showingPlcHdr/>
             <w:text/>
           </w:sdtPr>
           <w:sdtEndPr/>
@@ -299,11 +298,10 @@
                 </w:pPr>
                 <w:r>
                   <w:rPr>
-                    <w:rStyle w:val="Textodelmarcadordeposicin"/>
                     <w:sz w:val="20"/>
                     <w:szCs w:val="20"/>
                   </w:rPr>
-                  <w:t>Nombre Centro Educativo</w:t>
+                  <w:t>[CENTRO_NOMBRE]</w:t>
                 </w:r>
               </w:p>
             </w:tc>
@@ -343,7 +341,6 @@
             <w:placeholder>
               <w:docPart w:val="10E92B9E947740ABAC1604D095FE9B29"/>
             </w:placeholder>
-            <w:showingPlcHdr/>
             <w:text/>
           </w:sdtPr>
           <w:sdtEndPr/>
@@ -362,11 +359,10 @@
                 </w:pPr>
                 <w:r>
                   <w:rPr>
-                    <w:rStyle w:val="Textodelmarcadordeposicin"/>
                     <w:sz w:val="20"/>
                     <w:szCs w:val="20"/>
                   </w:rPr>
-                  <w:t>Código del Centro.</w:t>
+                  <w:t>[CENTRO_CODIGO]</w:t>
                 </w:r>
               </w:p>
             </w:tc>
@@ -404,7 +400,6 @@
             <w:placeholder>
               <w:docPart w:val="DFC950B5960E4638BD6821852B7653C6"/>
             </w:placeholder>
-            <w:showingPlcHdr/>
             <w:text/>
           </w:sdtPr>
           <w:sdtEndPr/>
@@ -423,11 +418,10 @@
                 </w:pPr>
                 <w:r>
                   <w:rPr>
-                    <w:rStyle w:val="Textodelmarcadordeposicin"/>
                     <w:sz w:val="20"/>
                     <w:szCs w:val="20"/>
                   </w:rPr>
-                  <w:t>CIF</w:t>
+                  <w:t>[CENTRO_NIF]</w:t>
                 </w:r>
               </w:p>
             </w:tc>
@@ -474,7 +468,6 @@
             <w:placeholder>
               <w:docPart w:val="58950117277A4FD58C2AE5E70E7405A7"/>
             </w:placeholder>
-            <w:showingPlcHdr/>
             <w:text/>
           </w:sdtPr>
           <w:sdtEndPr/>
@@ -496,13 +489,7 @@
                     <w:sz w:val="20"/>
                     <w:szCs w:val="20"/>
                   </w:rPr>
-                  <w:t>Ciclo Formativo/Curso Especialización</w:t>
-                </w:r>
-                <w:r>
-                  <w:rPr>
-                    <w:rStyle w:val="Textodelmarcadordeposicin"/>
-                  </w:rPr>
-                  <w:t>.</w:t>
+                  <w:t>[GRADOS_TUTOR]</w:t>
                 </w:r>
               </w:p>
             </w:tc>
@@ -541,7 +528,6 @@
             <w:placeholder>
               <w:docPart w:val="2563F20FAC2D440E8DFA650A0130DDF3"/>
             </w:placeholder>
-            <w:showingPlcHdr/>
             <w:text/>
           </w:sdtPr>
           <w:sdtEndPr/>
@@ -561,11 +547,10 @@
                 </w:pPr>
                 <w:r>
                   <w:rPr>
-                    <w:rStyle w:val="Textodelmarcadordeposicin"/>
                     <w:sz w:val="20"/>
                     <w:szCs w:val="20"/>
                   </w:rPr>
-                  <w:t>Código</w:t>
+                  <w:t>[CODIGO_GRADO]</w:t>
                 </w:r>
               </w:p>
             </w:tc>
@@ -618,7 +603,6 @@
             <w:placeholder>
               <w:docPart w:val="A653F7A7DDE741F7A4FD3412C810FA07"/>
             </w:placeholder>
-            <w:showingPlcHdr/>
             <w:text/>
           </w:sdtPr>
           <w:sdtEndPr/>
@@ -637,11 +621,10 @@
                 </w:pPr>
                 <w:r>
                   <w:rPr>
-                    <w:rStyle w:val="Textodelmarcadordeposicin"/>
                     <w:sz w:val="20"/>
                     <w:szCs w:val="20"/>
                   </w:rPr>
-                  <w:t>Nombre y Apellidos del Tutor/a Dual</w:t>
+                  <w:t>[NOMBRE_TUTOR]</w:t>
                 </w:r>
               </w:p>
             </w:tc>
@@ -850,10 +833,14 @@
                     <w:placeholder>
                       <w:docPart w:val="C36FAF0DBFC74F8E91A6C64AE2D7ED19"/>
                     </w:placeholder>
-                    <w:showingPlcHdr/>
                     <w:text/>
                   </w:sdtPr>
-                  <w:sdtEndPr/>
+                  <w:sdtEndPr>
+                    <w:rPr>
+                      <w:sz w:val="22"/>
+                      <w:szCs w:val="22"/>
+                    </w:rPr>
+                  </w:sdtEndPr>
                   <w:sdtContent>
                     <w:tc>
                       <w:tcPr>
@@ -867,12 +854,13 @@
                           </w:rPr>
                         </w:pPr>
                         <w:r>
-                          <w:rPr>
-                            <w:rStyle w:val="Textodelmarcadordeposicin"/>
-                            <w:sz w:val="20"/>
-                            <w:szCs w:val="20"/>
-                          </w:rPr>
-                          <w:t>Nombre y Apellidos</w:t>
+                          <w:t>[!]</w:t>
+                        </w:r>
+                        <w:r>
+                          <w:t xml:space="preserve"> </w:t>
+                        </w:r>
+                        <w:r>
+                          <w:t>[NOMBRE]</w:t>
                         </w:r>
                       </w:p>
                     </w:tc>
@@ -888,7 +876,6 @@
                     <w:placeholder>
                       <w:docPart w:val="47FAD90BBD0648E1A16073E67E9A74D2"/>
                     </w:placeholder>
-                    <w:showingPlcHdr/>
                     <w:text/>
                   </w:sdtPr>
                   <w:sdtEndPr/>
@@ -906,11 +893,10 @@
                         </w:pPr>
                         <w:r>
                           <w:rPr>
-                            <w:rStyle w:val="Textodelmarcadordeposicin"/>
                             <w:sz w:val="20"/>
                             <w:szCs w:val="20"/>
                           </w:rPr>
-                          <w:t>DNI</w:t>
+                          <w:t>[NIF]</w:t>
                         </w:r>
                       </w:p>
                     </w:tc>
@@ -1106,56 +1092,8 @@
         <w:jc w:val="center"/>
       </w:pPr>
       <w:r>
-        <w:t xml:space="preserve">En </w:t>
+        <w:t>[LUGAR_FECHA]</w:t>
       </w:r>
-      <w:sdt>
-        <w:sdtPr>
-          <w:alias w:val="Lugar Firma"/>
-          <w:tag w:val="Lugar Firma"/>
-          <w:id w:val="-1000961421"/>
-          <w:placeholder>
-            <w:docPart w:val="036DFB6593004206ADD6602C428DC3D8"/>
-          </w:placeholder>
-          <w:showingPlcHdr/>
-          <w:text/>
-        </w:sdtPr>
-        <w:sdtEndPr/>
-        <w:sdtContent>
-          <w:r>
-            <w:rPr>
-              <w:rStyle w:val="Textodelmarcadordeposicin"/>
-            </w:rPr>
-            <w:t>Haga clic o pulse aquí para escribir texto.</w:t>
-          </w:r>
-        </w:sdtContent>
-      </w:sdt>
-      <w:r>
-        <w:t xml:space="preserve"> a </w:t>
-      </w:r>
-      <w:sdt>
-        <w:sdtPr>
-          <w:id w:val="-551153127"/>
-          <w:placeholder>
-            <w:docPart w:val="A143F9ECC4AD402996767166EBA1074B"/>
-          </w:placeholder>
-          <w:showingPlcHdr/>
-          <w:date w:fullDate="2025-02-14T00:00:00Z">
-            <w:dateFormat w:val="d' de 'MMMM' de 'yyyy"/>
-            <w:lid w:val="es-ES"/>
-            <w:storeMappedDataAs w:val="dateTime"/>
-            <w:calendar w:val="gregorian"/>
-          </w:date>
-        </w:sdtPr>
-        <w:sdtEndPr/>
-        <w:sdtContent>
-          <w:r>
-            <w:rPr>
-              <w:rStyle w:val="Textodelmarcadordeposicin"/>
-            </w:rPr>
-            <w:t>Haga clic aquí o pulse para escribir una fecha.</w:t>
-          </w:r>
-        </w:sdtContent>
-      </w:sdt>
     </w:p>
     <w:p>
       <w:pPr>
@@ -1175,16 +1113,12 @@
           <w:placeholder>
             <w:docPart w:val="7B100133E9B0496882AA0E1238C4D359"/>
           </w:placeholder>
-          <w:showingPlcHdr/>
           <w:text/>
         </w:sdtPr>
         <w:sdtEndPr/>
         <w:sdtContent>
           <w:r>
-            <w:rPr>
-              <w:rStyle w:val="Textodelmarcadordeposicin"/>
-            </w:rPr>
-            <w:t>Haga clic o pulse aquí para escribir texto.</w:t>
+            <w:t>[DIRECTOR_NOMBRE]</w:t>
           </w:r>
         </w:sdtContent>
       </w:sdt>
@@ -1333,7 +1267,7 @@
 </file>
 
 <file path=word/endnotes.xml><?xml version="1.0" encoding="utf-8"?>
-<w:endnotes xmlns:wpc="http://schemas.microsoft.com/office/word/2010/wordprocessingCanvas" xmlns:cx="http://schemas.microsoft.com/office/drawing/2014/chartex" xmlns:cx1="http://schemas.microsoft.com/office/drawing/2015/9/8/chartex" xmlns:cx2="http://schemas.microsoft.com/office/drawing/2015/10/21/chartex" xmlns:cx3="http://schemas.microsoft.com/office/drawing/2016/5/9/chartex" xmlns:cx4="http://schemas.microsoft.com/office/drawing/2016/5/10/chartex" xmlns:cx5="http://schemas.microsoft.com/office/drawing/2016/5/11/chartex" xmlns:cx6="http://schemas.microsoft.com/office/drawing/2016/5/12/chartex" xmlns:cx7="http://schemas.microsoft.com/office/drawing/2016/5/13/chartex" xmlns:cx8="http://schemas.microsoft.com/office/drawing/2016/5/14/chartex" xmlns:mc="http://schemas.openxmlformats.org/markup-compatibility/2006" xmlns:aink="http://schemas.microsoft.com/office/drawing/2016/ink" xmlns:am3d="http://schemas.microsoft.com/office/drawing/2017/model3d" xmlns:o="urn:schemas-microsoft-com:office:office" xmlns:oel="http://schemas.microsoft.com/office/2019/extlst" xmlns:r="http://schemas.openxmlformats.org/officeDocument/2006/relationships" xmlns:m="http://schemas.openxmlformats.org/officeDocument/2006/math" xmlns:v="urn:schemas-microsoft-com:vml" xmlns:wp14="http://schemas.microsoft.com/office/word/2010/wordprocessingDrawing" xmlns:wp="http://schemas.openxmlformats.org/drawingml/2006/wordprocessingDrawing" xmlns:w10="urn:schemas-microsoft-com:office:word" xmlns:w="http://schemas.openxmlformats.org/wordprocessingml/2006/main" xmlns:w14="http://schemas.microsoft.com/office/word/2010/wordml" xmlns:w15="http://schemas.microsoft.com/office/word/2012/wordml" xmlns:w16cex="http://schemas.microsoft.com/office/word/2018/wordml/cex" xmlns:w16cid="http://schemas.microsoft.com/office/word/2016/wordml/cid" xmlns:w16="http://schemas.microsoft.com/office/word/2018/wordml" xmlns:w16du="http://schemas.microsoft.com/office/word/2023/wordml/word16du" xmlns:w16sdtdh="http://schemas.microsoft.com/office/word/2020/wordml/sdtdatahash" xmlns:w16sdtfl="http://schemas.microsoft.com/office/word/2024/wordml/sdtformatlock" xmlns:w16se="http://schemas.microsoft.com/office/word/2015/wordml/symex" xmlns:wpg="http://schemas.microsoft.com/office/word/2010/wordprocessingGroup" xmlns:wpi="http://schemas.microsoft.com/office/word/2010/wordprocessingInk" xmlns:wne="http://schemas.microsoft.com/office/word/2006/wordml" xmlns:wps="http://schemas.microsoft.com/office/word/2010/wordprocessingShape" mc:Ignorable="w14 w15 w16se w16cid w16 w16cex w16sdtdh w16sdtfl w16du wp14">
+<w:endnotes xmlns:wpc="http://schemas.microsoft.com/office/word/2010/wordprocessingCanvas" xmlns:cx="http://schemas.microsoft.com/office/drawing/2014/chartex" xmlns:cx1="http://schemas.microsoft.com/office/drawing/2015/9/8/chartex" xmlns:cx2="http://schemas.microsoft.com/office/drawing/2015/10/21/chartex" xmlns:cx3="http://schemas.microsoft.com/office/drawing/2016/5/9/chartex" xmlns:cx4="http://schemas.microsoft.com/office/drawing/2016/5/10/chartex" xmlns:cx5="http://schemas.microsoft.com/office/drawing/2016/5/11/chartex" xmlns:cx6="http://schemas.microsoft.com/office/drawing/2016/5/12/chartex" xmlns:cx7="http://schemas.microsoft.com/office/drawing/2016/5/13/chartex" xmlns:cx8="http://schemas.microsoft.com/office/drawing/2016/5/14/chartex" xmlns:mc="http://schemas.openxmlformats.org/markup-compatibility/2006" xmlns:aink="http://schemas.microsoft.com/office/drawing/2016/ink" xmlns:am3d="http://schemas.microsoft.com/office/drawing/2017/model3d" xmlns:o="urn:schemas-microsoft-com:office:office" xmlns:r="http://schemas.openxmlformats.org/officeDocument/2006/relationships" xmlns:m="http://schemas.openxmlformats.org/officeDocument/2006/math" xmlns:v="urn:schemas-microsoft-com:vml" xmlns:wp14="http://schemas.microsoft.com/office/word/2010/wordprocessingDrawing" xmlns:wp="http://schemas.openxmlformats.org/drawingml/2006/wordprocessingDrawing" xmlns:w10="urn:schemas-microsoft-com:office:word" xmlns:w="http://schemas.openxmlformats.org/wordprocessingml/2006/main" xmlns:w14="http://schemas.microsoft.com/office/word/2010/wordml" xmlns:w15="http://schemas.microsoft.com/office/word/2012/wordml" xmlns:w16cex="http://schemas.microsoft.com/office/word/2018/wordml/cex" xmlns:w16cid="http://schemas.microsoft.com/office/word/2016/wordml/cid" xmlns:w16="http://schemas.microsoft.com/office/word/2018/wordml" xmlns:w16sdtdh="http://schemas.microsoft.com/office/word/2020/wordml/sdtdatahash" xmlns:w16se="http://schemas.microsoft.com/office/word/2015/wordml/symex" xmlns:wpg="http://schemas.microsoft.com/office/word/2010/wordprocessingGroup" xmlns:wpi="http://schemas.microsoft.com/office/word/2010/wordprocessingInk" xmlns:wne="http://schemas.microsoft.com/office/word/2006/wordml" xmlns:wps="http://schemas.microsoft.com/office/word/2010/wordprocessingShape" mc:Ignorable="w14 w15 w16se w16cid w16 w16cex w16sdtdh wp14">
   <w:endnote w:type="separator" w:id="-1">
     <w:p>
       <w:pPr>
@@ -1358,7 +1292,7 @@
 </file>
 
 <file path=word/footer1.xml><?xml version="1.0" encoding="utf-8"?>
-<w:ftr xmlns:wpc="http://schemas.microsoft.com/office/word/2010/wordprocessingCanvas" xmlns:cx="http://schemas.microsoft.com/office/drawing/2014/chartex" xmlns:cx1="http://schemas.microsoft.com/office/drawing/2015/9/8/chartex" xmlns:cx2="http://schemas.microsoft.com/office/drawing/2015/10/21/chartex" xmlns:cx3="http://schemas.microsoft.com/office/drawing/2016/5/9/chartex" xmlns:cx4="http://schemas.microsoft.com/office/drawing/2016/5/10/chartex" xmlns:cx5="http://schemas.microsoft.com/office/drawing/2016/5/11/chartex" xmlns:cx6="http://schemas.microsoft.com/office/drawing/2016/5/12/chartex" xmlns:cx7="http://schemas.microsoft.com/office/drawing/2016/5/13/chartex" xmlns:cx8="http://schemas.microsoft.com/office/drawing/2016/5/14/chartex" xmlns:mc="http://schemas.openxmlformats.org/markup-compatibility/2006" xmlns:aink="http://schemas.microsoft.com/office/drawing/2016/ink" xmlns:am3d="http://schemas.microsoft.com/office/drawing/2017/model3d" xmlns:o="urn:schemas-microsoft-com:office:office" xmlns:oel="http://schemas.microsoft.com/office/2019/extlst" xmlns:r="http://schemas.openxmlformats.org/officeDocument/2006/relationships" xmlns:m="http://schemas.openxmlformats.org/officeDocument/2006/math" xmlns:v="urn:schemas-microsoft-com:vml" xmlns:wp14="http://schemas.microsoft.com/office/word/2010/wordprocessingDrawing" xmlns:wp="http://schemas.openxmlformats.org/drawingml/2006/wordprocessingDrawing" xmlns:w10="urn:schemas-microsoft-com:office:word" xmlns:w="http://schemas.openxmlformats.org/wordprocessingml/2006/main" xmlns:w14="http://schemas.microsoft.com/office/word/2010/wordml" xmlns:w15="http://schemas.microsoft.com/office/word/2012/wordml" xmlns:w16cex="http://schemas.microsoft.com/office/word/2018/wordml/cex" xmlns:w16cid="http://schemas.microsoft.com/office/word/2016/wordml/cid" xmlns:w16="http://schemas.microsoft.com/office/word/2018/wordml" xmlns:w16du="http://schemas.microsoft.com/office/word/2023/wordml/word16du" xmlns:w16sdtdh="http://schemas.microsoft.com/office/word/2020/wordml/sdtdatahash" xmlns:w16sdtfl="http://schemas.microsoft.com/office/word/2024/wordml/sdtformatlock" xmlns:w16se="http://schemas.microsoft.com/office/word/2015/wordml/symex" xmlns:wpg="http://schemas.microsoft.com/office/word/2010/wordprocessingGroup" xmlns:wpi="http://schemas.microsoft.com/office/word/2010/wordprocessingInk" xmlns:wne="http://schemas.microsoft.com/office/word/2006/wordml" xmlns:wps="http://schemas.microsoft.com/office/word/2010/wordprocessingShape" mc:Ignorable="w14 w15 w16se w16cid w16 w16cex w16sdtdh w16sdtfl w16du wp14">
+<w:ftr xmlns:wpc="http://schemas.microsoft.com/office/word/2010/wordprocessingCanvas" xmlns:cx="http://schemas.microsoft.com/office/drawing/2014/chartex" xmlns:cx1="http://schemas.microsoft.com/office/drawing/2015/9/8/chartex" xmlns:cx2="http://schemas.microsoft.com/office/drawing/2015/10/21/chartex" xmlns:cx3="http://schemas.microsoft.com/office/drawing/2016/5/9/chartex" xmlns:cx4="http://schemas.microsoft.com/office/drawing/2016/5/10/chartex" xmlns:cx5="http://schemas.microsoft.com/office/drawing/2016/5/11/chartex" xmlns:cx6="http://schemas.microsoft.com/office/drawing/2016/5/12/chartex" xmlns:cx7="http://schemas.microsoft.com/office/drawing/2016/5/13/chartex" xmlns:cx8="http://schemas.microsoft.com/office/drawing/2016/5/14/chartex" xmlns:mc="http://schemas.openxmlformats.org/markup-compatibility/2006" xmlns:aink="http://schemas.microsoft.com/office/drawing/2016/ink" xmlns:am3d="http://schemas.microsoft.com/office/drawing/2017/model3d" xmlns:o="urn:schemas-microsoft-com:office:office" xmlns:r="http://schemas.openxmlformats.org/officeDocument/2006/relationships" xmlns:m="http://schemas.openxmlformats.org/officeDocument/2006/math" xmlns:v="urn:schemas-microsoft-com:vml" xmlns:wp14="http://schemas.microsoft.com/office/word/2010/wordprocessingDrawing" xmlns:wp="http://schemas.openxmlformats.org/drawingml/2006/wordprocessingDrawing" xmlns:w10="urn:schemas-microsoft-com:office:word" xmlns:w="http://schemas.openxmlformats.org/wordprocessingml/2006/main" xmlns:w14="http://schemas.microsoft.com/office/word/2010/wordml" xmlns:w15="http://schemas.microsoft.com/office/word/2012/wordml" xmlns:w16cex="http://schemas.microsoft.com/office/word/2018/wordml/cex" xmlns:w16cid="http://schemas.microsoft.com/office/word/2016/wordml/cid" xmlns:w16="http://schemas.microsoft.com/office/word/2018/wordml" xmlns:w16sdtdh="http://schemas.microsoft.com/office/word/2020/wordml/sdtdatahash" xmlns:w16se="http://schemas.microsoft.com/office/word/2015/wordml/symex" xmlns:wpg="http://schemas.microsoft.com/office/word/2010/wordprocessingGroup" xmlns:wpi="http://schemas.microsoft.com/office/word/2010/wordprocessingInk" xmlns:wne="http://schemas.microsoft.com/office/word/2006/wordml" xmlns:wps="http://schemas.microsoft.com/office/word/2010/wordprocessingShape" mc:Ignorable="w14 w15 w16se w16cid w16 w16cex w16sdtdh wp14">
   <w:tbl>
     <w:tblPr>
       <w:tblW w:w="5000" w:type="pct"/>
@@ -2058,7 +1992,7 @@
 </file>
 
 <file path=word/footnotes.xml><?xml version="1.0" encoding="utf-8"?>
-<w:footnotes xmlns:wpc="http://schemas.microsoft.com/office/word/2010/wordprocessingCanvas" xmlns:cx="http://schemas.microsoft.com/office/drawing/2014/chartex" xmlns:cx1="http://schemas.microsoft.com/office/drawing/2015/9/8/chartex" xmlns:cx2="http://schemas.microsoft.com/office/drawing/2015/10/21/chartex" xmlns:cx3="http://schemas.microsoft.com/office/drawing/2016/5/9/chartex" xmlns:cx4="http://schemas.microsoft.com/office/drawing/2016/5/10/chartex" xmlns:cx5="http://schemas.microsoft.com/office/drawing/2016/5/11/chartex" xmlns:cx6="http://schemas.microsoft.com/office/drawing/2016/5/12/chartex" xmlns:cx7="http://schemas.microsoft.com/office/drawing/2016/5/13/chartex" xmlns:cx8="http://schemas.microsoft.com/office/drawing/2016/5/14/chartex" xmlns:mc="http://schemas.openxmlformats.org/markup-compatibility/2006" xmlns:aink="http://schemas.microsoft.com/office/drawing/2016/ink" xmlns:am3d="http://schemas.microsoft.com/office/drawing/2017/model3d" xmlns:o="urn:schemas-microsoft-com:office:office" xmlns:oel="http://schemas.microsoft.com/office/2019/extlst" xmlns:r="http://schemas.openxmlformats.org/officeDocument/2006/relationships" xmlns:m="http://schemas.openxmlformats.org/officeDocument/2006/math" xmlns:v="urn:schemas-microsoft-com:vml" xmlns:wp14="http://schemas.microsoft.com/office/word/2010/wordprocessingDrawing" xmlns:wp="http://schemas.openxmlformats.org/drawingml/2006/wordprocessingDrawing" xmlns:w10="urn:schemas-microsoft-com:office:word" xmlns:w="http://schemas.openxmlformats.org/wordprocessingml/2006/main" xmlns:w14="http://schemas.microsoft.com/office/word/2010/wordml" xmlns:w15="http://schemas.microsoft.com/office/word/2012/wordml" xmlns:w16cex="http://schemas.microsoft.com/office/word/2018/wordml/cex" xmlns:w16cid="http://schemas.microsoft.com/office/word/2016/wordml/cid" xmlns:w16="http://schemas.microsoft.com/office/word/2018/wordml" xmlns:w16du="http://schemas.microsoft.com/office/word/2023/wordml/word16du" xmlns:w16sdtdh="http://schemas.microsoft.com/office/word/2020/wordml/sdtdatahash" xmlns:w16sdtfl="http://schemas.microsoft.com/office/word/2024/wordml/sdtformatlock" xmlns:w16se="http://schemas.microsoft.com/office/word/2015/wordml/symex" xmlns:wpg="http://schemas.microsoft.com/office/word/2010/wordprocessingGroup" xmlns:wpi="http://schemas.microsoft.com/office/word/2010/wordprocessingInk" xmlns:wne="http://schemas.microsoft.com/office/word/2006/wordml" xmlns:wps="http://schemas.microsoft.com/office/word/2010/wordprocessingShape" mc:Ignorable="w14 w15 w16se w16cid w16 w16cex w16sdtdh w16sdtfl w16du wp14">
+<w:footnotes xmlns:wpc="http://schemas.microsoft.com/office/word/2010/wordprocessingCanvas" xmlns:cx="http://schemas.microsoft.com/office/drawing/2014/chartex" xmlns:cx1="http://schemas.microsoft.com/office/drawing/2015/9/8/chartex" xmlns:cx2="http://schemas.microsoft.com/office/drawing/2015/10/21/chartex" xmlns:cx3="http://schemas.microsoft.com/office/drawing/2016/5/9/chartex" xmlns:cx4="http://schemas.microsoft.com/office/drawing/2016/5/10/chartex" xmlns:cx5="http://schemas.microsoft.com/office/drawing/2016/5/11/chartex" xmlns:cx6="http://schemas.microsoft.com/office/drawing/2016/5/12/chartex" xmlns:cx7="http://schemas.microsoft.com/office/drawing/2016/5/13/chartex" xmlns:cx8="http://schemas.microsoft.com/office/drawing/2016/5/14/chartex" xmlns:mc="http://schemas.openxmlformats.org/markup-compatibility/2006" xmlns:aink="http://schemas.microsoft.com/office/drawing/2016/ink" xmlns:am3d="http://schemas.microsoft.com/office/drawing/2017/model3d" xmlns:o="urn:schemas-microsoft-com:office:office" xmlns:r="http://schemas.openxmlformats.org/officeDocument/2006/relationships" xmlns:m="http://schemas.openxmlformats.org/officeDocument/2006/math" xmlns:v="urn:schemas-microsoft-com:vml" xmlns:wp14="http://schemas.microsoft.com/office/word/2010/wordprocessingDrawing" xmlns:wp="http://schemas.openxmlformats.org/drawingml/2006/wordprocessingDrawing" xmlns:w10="urn:schemas-microsoft-com:office:word" xmlns:w="http://schemas.openxmlformats.org/wordprocessingml/2006/main" xmlns:w14="http://schemas.microsoft.com/office/word/2010/wordml" xmlns:w15="http://schemas.microsoft.com/office/word/2012/wordml" xmlns:w16cex="http://schemas.microsoft.com/office/word/2018/wordml/cex" xmlns:w16cid="http://schemas.microsoft.com/office/word/2016/wordml/cid" xmlns:w16="http://schemas.microsoft.com/office/word/2018/wordml" xmlns:w16sdtdh="http://schemas.microsoft.com/office/word/2020/wordml/sdtdatahash" xmlns:w16se="http://schemas.microsoft.com/office/word/2015/wordml/symex" xmlns:wpg="http://schemas.microsoft.com/office/word/2010/wordprocessingGroup" xmlns:wpi="http://schemas.microsoft.com/office/word/2010/wordprocessingInk" xmlns:wne="http://schemas.microsoft.com/office/word/2006/wordml" xmlns:wps="http://schemas.microsoft.com/office/word/2010/wordprocessingShape" mc:Ignorable="w14 w15 w16se w16cid w16 w16cex w16sdtdh wp14">
   <w:footnote w:type="separator" w:id="-1">
     <w:p>
       <w:pPr>
@@ -2083,7 +2017,7 @@
 </file>
 
 <file path=word/header1.xml><?xml version="1.0" encoding="utf-8"?>
-<w:hdr xmlns:wpc="http://schemas.microsoft.com/office/word/2010/wordprocessingCanvas" xmlns:cx="http://schemas.microsoft.com/office/drawing/2014/chartex" xmlns:cx1="http://schemas.microsoft.com/office/drawing/2015/9/8/chartex" xmlns:cx2="http://schemas.microsoft.com/office/drawing/2015/10/21/chartex" xmlns:cx3="http://schemas.microsoft.com/office/drawing/2016/5/9/chartex" xmlns:cx4="http://schemas.microsoft.com/office/drawing/2016/5/10/chartex" xmlns:cx5="http://schemas.microsoft.com/office/drawing/2016/5/11/chartex" xmlns:cx6="http://schemas.microsoft.com/office/drawing/2016/5/12/chartex" xmlns:cx7="http://schemas.microsoft.com/office/drawing/2016/5/13/chartex" xmlns:cx8="http://schemas.microsoft.com/office/drawing/2016/5/14/chartex" xmlns:mc="http://schemas.openxmlformats.org/markup-compatibility/2006" xmlns:aink="http://schemas.microsoft.com/office/drawing/2016/ink" xmlns:am3d="http://schemas.microsoft.com/office/drawing/2017/model3d" xmlns:o="urn:schemas-microsoft-com:office:office" xmlns:oel="http://schemas.microsoft.com/office/2019/extlst" xmlns:r="http://schemas.openxmlformats.org/officeDocument/2006/relationships" xmlns:m="http://schemas.openxmlformats.org/officeDocument/2006/math" xmlns:v="urn:schemas-microsoft-com:vml" xmlns:wp14="http://schemas.microsoft.com/office/word/2010/wordprocessingDrawing" xmlns:wp="http://schemas.openxmlformats.org/drawingml/2006/wordprocessingDrawing" xmlns:w10="urn:schemas-microsoft-com:office:word" xmlns:w="http://schemas.openxmlformats.org/wordprocessingml/2006/main" xmlns:w14="http://schemas.microsoft.com/office/word/2010/wordml" xmlns:w15="http://schemas.microsoft.com/office/word/2012/wordml" xmlns:w16cex="http://schemas.microsoft.com/office/word/2018/wordml/cex" xmlns:w16cid="http://schemas.microsoft.com/office/word/2016/wordml/cid" xmlns:w16="http://schemas.microsoft.com/office/word/2018/wordml" xmlns:w16du="http://schemas.microsoft.com/office/word/2023/wordml/word16du" xmlns:w16sdtdh="http://schemas.microsoft.com/office/word/2020/wordml/sdtdatahash" xmlns:w16sdtfl="http://schemas.microsoft.com/office/word/2024/wordml/sdtformatlock" xmlns:w16se="http://schemas.microsoft.com/office/word/2015/wordml/symex" xmlns:wpg="http://schemas.microsoft.com/office/word/2010/wordprocessingGroup" xmlns:wpi="http://schemas.microsoft.com/office/word/2010/wordprocessingInk" xmlns:wne="http://schemas.microsoft.com/office/word/2006/wordml" xmlns:wps="http://schemas.microsoft.com/office/word/2010/wordprocessingShape" mc:Ignorable="w14 w15 w16se w16cid w16 w16cex w16sdtdh w16sdtfl w16du wp14">
+<w:hdr xmlns:wpc="http://schemas.microsoft.com/office/word/2010/wordprocessingCanvas" xmlns:cx="http://schemas.microsoft.com/office/drawing/2014/chartex" xmlns:cx1="http://schemas.microsoft.com/office/drawing/2015/9/8/chartex" xmlns:cx2="http://schemas.microsoft.com/office/drawing/2015/10/21/chartex" xmlns:cx3="http://schemas.microsoft.com/office/drawing/2016/5/9/chartex" xmlns:cx4="http://schemas.microsoft.com/office/drawing/2016/5/10/chartex" xmlns:cx5="http://schemas.microsoft.com/office/drawing/2016/5/11/chartex" xmlns:cx6="http://schemas.microsoft.com/office/drawing/2016/5/12/chartex" xmlns:cx7="http://schemas.microsoft.com/office/drawing/2016/5/13/chartex" xmlns:cx8="http://schemas.microsoft.com/office/drawing/2016/5/14/chartex" xmlns:mc="http://schemas.openxmlformats.org/markup-compatibility/2006" xmlns:aink="http://schemas.microsoft.com/office/drawing/2016/ink" xmlns:am3d="http://schemas.microsoft.com/office/drawing/2017/model3d" xmlns:o="urn:schemas-microsoft-com:office:office" xmlns:r="http://schemas.openxmlformats.org/officeDocument/2006/relationships" xmlns:m="http://schemas.openxmlformats.org/officeDocument/2006/math" xmlns:v="urn:schemas-microsoft-com:vml" xmlns:wp14="http://schemas.microsoft.com/office/word/2010/wordprocessingDrawing" xmlns:wp="http://schemas.openxmlformats.org/drawingml/2006/wordprocessingDrawing" xmlns:w10="urn:schemas-microsoft-com:office:word" xmlns:w="http://schemas.openxmlformats.org/wordprocessingml/2006/main" xmlns:w14="http://schemas.microsoft.com/office/word/2010/wordml" xmlns:w15="http://schemas.microsoft.com/office/word/2012/wordml" xmlns:w16cex="http://schemas.microsoft.com/office/word/2018/wordml/cex" xmlns:w16cid="http://schemas.microsoft.com/office/word/2016/wordml/cid" xmlns:w16="http://schemas.microsoft.com/office/word/2018/wordml" xmlns:w16sdtdh="http://schemas.microsoft.com/office/word/2020/wordml/sdtdatahash" xmlns:w16se="http://schemas.microsoft.com/office/word/2015/wordml/symex" xmlns:wpg="http://schemas.microsoft.com/office/word/2010/wordprocessingGroup" xmlns:wpi="http://schemas.microsoft.com/office/word/2010/wordprocessingInk" xmlns:wne="http://schemas.microsoft.com/office/word/2006/wordml" xmlns:wps="http://schemas.microsoft.com/office/word/2010/wordprocessingShape" mc:Ignorable="w14 w15 w16se w16cid w16 w16cex w16sdtdh wp14">
   <w:p>
     <w:pPr>
       <w:jc w:val="both"/>
@@ -2248,7 +2182,7 @@
 </file>
 
 <file path=word/numbering.xml><?xml version="1.0" encoding="utf-8"?>
-<w:numbering xmlns:wpc="http://schemas.microsoft.com/office/word/2010/wordprocessingCanvas" xmlns:cx="http://schemas.microsoft.com/office/drawing/2014/chartex" xmlns:cx1="http://schemas.microsoft.com/office/drawing/2015/9/8/chartex" xmlns:cx2="http://schemas.microsoft.com/office/drawing/2015/10/21/chartex" xmlns:cx3="http://schemas.microsoft.com/office/drawing/2016/5/9/chartex" xmlns:cx4="http://schemas.microsoft.com/office/drawing/2016/5/10/chartex" xmlns:cx5="http://schemas.microsoft.com/office/drawing/2016/5/11/chartex" xmlns:cx6="http://schemas.microsoft.com/office/drawing/2016/5/12/chartex" xmlns:cx7="http://schemas.microsoft.com/office/drawing/2016/5/13/chartex" xmlns:cx8="http://schemas.microsoft.com/office/drawing/2016/5/14/chartex" xmlns:mc="http://schemas.openxmlformats.org/markup-compatibility/2006" xmlns:aink="http://schemas.microsoft.com/office/drawing/2016/ink" xmlns:am3d="http://schemas.microsoft.com/office/drawing/2017/model3d" xmlns:o="urn:schemas-microsoft-com:office:office" xmlns:oel="http://schemas.microsoft.com/office/2019/extlst" xmlns:r="http://schemas.openxmlformats.org/officeDocument/2006/relationships" xmlns:m="http://schemas.openxmlformats.org/officeDocument/2006/math" xmlns:v="urn:schemas-microsoft-com:vml" xmlns:wp14="http://schemas.microsoft.com/office/word/2010/wordprocessingDrawing" xmlns:wp="http://schemas.openxmlformats.org/drawingml/2006/wordprocessingDrawing" xmlns:w10="urn:schemas-microsoft-com:office:word" xmlns:w="http://schemas.openxmlformats.org/wordprocessingml/2006/main" xmlns:w14="http://schemas.microsoft.com/office/word/2010/wordml" xmlns:w15="http://schemas.microsoft.com/office/word/2012/wordml" xmlns:w16cex="http://schemas.microsoft.com/office/word/2018/wordml/cex" xmlns:w16cid="http://schemas.microsoft.com/office/word/2016/wordml/cid" xmlns:w16="http://schemas.microsoft.com/office/word/2018/wordml" xmlns:w16du="http://schemas.microsoft.com/office/word/2023/wordml/word16du" xmlns:w16sdtdh="http://schemas.microsoft.com/office/word/2020/wordml/sdtdatahash" xmlns:w16sdtfl="http://schemas.microsoft.com/office/word/2024/wordml/sdtformatlock" xmlns:w16se="http://schemas.microsoft.com/office/word/2015/wordml/symex" xmlns:wpg="http://schemas.microsoft.com/office/word/2010/wordprocessingGroup" xmlns:wpi="http://schemas.microsoft.com/office/word/2010/wordprocessingInk" xmlns:wne="http://schemas.microsoft.com/office/word/2006/wordml" xmlns:wps="http://schemas.microsoft.com/office/word/2010/wordprocessingShape" mc:Ignorable="w14 w15 w16se w16cid w16 w16cex w16sdtdh w16sdtfl w16du wp14">
+<w:numbering xmlns:wpc="http://schemas.microsoft.com/office/word/2010/wordprocessingCanvas" xmlns:cx="http://schemas.microsoft.com/office/drawing/2014/chartex" xmlns:cx1="http://schemas.microsoft.com/office/drawing/2015/9/8/chartex" xmlns:cx2="http://schemas.microsoft.com/office/drawing/2015/10/21/chartex" xmlns:cx3="http://schemas.microsoft.com/office/drawing/2016/5/9/chartex" xmlns:cx4="http://schemas.microsoft.com/office/drawing/2016/5/10/chartex" xmlns:cx5="http://schemas.microsoft.com/office/drawing/2016/5/11/chartex" xmlns:cx6="http://schemas.microsoft.com/office/drawing/2016/5/12/chartex" xmlns:cx7="http://schemas.microsoft.com/office/drawing/2016/5/13/chartex" xmlns:cx8="http://schemas.microsoft.com/office/drawing/2016/5/14/chartex" xmlns:mc="http://schemas.openxmlformats.org/markup-compatibility/2006" xmlns:aink="http://schemas.microsoft.com/office/drawing/2016/ink" xmlns:am3d="http://schemas.microsoft.com/office/drawing/2017/model3d" xmlns:o="urn:schemas-microsoft-com:office:office" xmlns:r="http://schemas.openxmlformats.org/officeDocument/2006/relationships" xmlns:m="http://schemas.openxmlformats.org/officeDocument/2006/math" xmlns:v="urn:schemas-microsoft-com:vml" xmlns:wp14="http://schemas.microsoft.com/office/word/2010/wordprocessingDrawing" xmlns:wp="http://schemas.openxmlformats.org/drawingml/2006/wordprocessingDrawing" xmlns:w10="urn:schemas-microsoft-com:office:word" xmlns:w="http://schemas.openxmlformats.org/wordprocessingml/2006/main" xmlns:w14="http://schemas.microsoft.com/office/word/2010/wordml" xmlns:w15="http://schemas.microsoft.com/office/word/2012/wordml" xmlns:w16cex="http://schemas.microsoft.com/office/word/2018/wordml/cex" xmlns:w16cid="http://schemas.microsoft.com/office/word/2016/wordml/cid" xmlns:w16="http://schemas.microsoft.com/office/word/2018/wordml" xmlns:w16sdtdh="http://schemas.microsoft.com/office/word/2020/wordml/sdtdatahash" xmlns:w16se="http://schemas.microsoft.com/office/word/2015/wordml/symex" xmlns:wpg="http://schemas.microsoft.com/office/word/2010/wordprocessingGroup" xmlns:wpi="http://schemas.microsoft.com/office/word/2010/wordprocessingInk" xmlns:wne="http://schemas.microsoft.com/office/word/2006/wordml" xmlns:wps="http://schemas.microsoft.com/office/word/2010/wordprocessingShape" mc:Ignorable="w14 w15 w16se w16cid w16 w16cex w16sdtdh wp14">
   <w:abstractNum w:abstractNumId="0" w15:restartNumberingAfterBreak="0">
     <w:nsid w:val="60741C5D"/>
     <w:multiLevelType w:val="hybridMultilevel"/>
@@ -2362,14 +2296,14 @@
       </w:rPr>
     </w:lvl>
   </w:abstractNum>
-  <w:num w:numId="1" w16cid:durableId="853110333">
+  <w:num w:numId="1">
     <w:abstractNumId w:val="0"/>
   </w:num>
 </w:numbering>
 </file>
 
 <file path=word/styles.xml><?xml version="1.0" encoding="utf-8"?>
-<w:styles xmlns:mc="http://schemas.openxmlformats.org/markup-compatibility/2006" xmlns:r="http://schemas.openxmlformats.org/officeDocument/2006/relationships" xmlns:w="http://schemas.openxmlformats.org/wordprocessingml/2006/main" xmlns:w14="http://schemas.microsoft.com/office/word/2010/wordml" xmlns:w15="http://schemas.microsoft.com/office/word/2012/wordml" xmlns:w16cex="http://schemas.microsoft.com/office/word/2018/wordml/cex" xmlns:w16cid="http://schemas.microsoft.com/office/word/2016/wordml/cid" xmlns:w16="http://schemas.microsoft.com/office/word/2018/wordml" xmlns:w16du="http://schemas.microsoft.com/office/word/2023/wordml/word16du" xmlns:w16sdtdh="http://schemas.microsoft.com/office/word/2020/wordml/sdtdatahash" xmlns:w16sdtfl="http://schemas.microsoft.com/office/word/2024/wordml/sdtformatlock" xmlns:w16se="http://schemas.microsoft.com/office/word/2015/wordml/symex" mc:Ignorable="w14 w15 w16se w16cid w16 w16cex w16sdtdh w16sdtfl w16du">
+<w:styles xmlns:mc="http://schemas.openxmlformats.org/markup-compatibility/2006" xmlns:r="http://schemas.openxmlformats.org/officeDocument/2006/relationships" xmlns:w="http://schemas.openxmlformats.org/wordprocessingml/2006/main" xmlns:w14="http://schemas.microsoft.com/office/word/2010/wordml" xmlns:w15="http://schemas.microsoft.com/office/word/2012/wordml" xmlns:w16cex="http://schemas.microsoft.com/office/word/2018/wordml/cex" xmlns:w16cid="http://schemas.microsoft.com/office/word/2016/wordml/cid" xmlns:w16="http://schemas.microsoft.com/office/word/2018/wordml" xmlns:w16sdtdh="http://schemas.microsoft.com/office/word/2020/wordml/sdtdatahash" xmlns:w16se="http://schemas.microsoft.com/office/word/2015/wordml/symex" mc:Ignorable="w14 w15 w16se w16cid w16 w16cex w16sdtdh">
   <w:docDefaults>
     <w:rPrDefault>
       <w:rPr>
@@ -3362,7 +3296,7 @@
 </file>
 
 <file path=word/glossary/document.xml><?xml version="1.0" encoding="utf-8"?>
-<w:glossaryDocument xmlns:wpc="http://schemas.microsoft.com/office/word/2010/wordprocessingCanvas" xmlns:cx="http://schemas.microsoft.com/office/drawing/2014/chartex" xmlns:cx1="http://schemas.microsoft.com/office/drawing/2015/9/8/chartex" xmlns:cx2="http://schemas.microsoft.com/office/drawing/2015/10/21/chartex" xmlns:cx3="http://schemas.microsoft.com/office/drawing/2016/5/9/chartex" xmlns:cx4="http://schemas.microsoft.com/office/drawing/2016/5/10/chartex" xmlns:cx5="http://schemas.microsoft.com/office/drawing/2016/5/11/chartex" xmlns:cx6="http://schemas.microsoft.com/office/drawing/2016/5/12/chartex" xmlns:cx7="http://schemas.microsoft.com/office/drawing/2016/5/13/chartex" xmlns:cx8="http://schemas.microsoft.com/office/drawing/2016/5/14/chartex" xmlns:mc="http://schemas.openxmlformats.org/markup-compatibility/2006" xmlns:aink="http://schemas.microsoft.com/office/drawing/2016/ink" xmlns:am3d="http://schemas.microsoft.com/office/drawing/2017/model3d" xmlns:o="urn:schemas-microsoft-com:office:office" xmlns:oel="http://schemas.microsoft.com/office/2019/extlst" xmlns:r="http://schemas.openxmlformats.org/officeDocument/2006/relationships" xmlns:m="http://schemas.openxmlformats.org/officeDocument/2006/math" xmlns:v="urn:schemas-microsoft-com:vml" xmlns:wp14="http://schemas.microsoft.com/office/word/2010/wordprocessingDrawing" xmlns:wp="http://schemas.openxmlformats.org/drawingml/2006/wordprocessingDrawing" xmlns:w10="urn:schemas-microsoft-com:office:word" xmlns:w="http://schemas.openxmlformats.org/wordprocessingml/2006/main" xmlns:w14="http://schemas.microsoft.com/office/word/2010/wordml" xmlns:w15="http://schemas.microsoft.com/office/word/2012/wordml" xmlns:w16cex="http://schemas.microsoft.com/office/word/2018/wordml/cex" xmlns:w16cid="http://schemas.microsoft.com/office/word/2016/wordml/cid" xmlns:w16="http://schemas.microsoft.com/office/word/2018/wordml" xmlns:w16du="http://schemas.microsoft.com/office/word/2023/wordml/word16du" xmlns:w16sdtdh="http://schemas.microsoft.com/office/word/2020/wordml/sdtdatahash" xmlns:w16sdtfl="http://schemas.microsoft.com/office/word/2024/wordml/sdtformatlock" xmlns:w16se="http://schemas.microsoft.com/office/word/2015/wordml/symex" xmlns:wpg="http://schemas.microsoft.com/office/word/2010/wordprocessingGroup" xmlns:wpi="http://schemas.microsoft.com/office/word/2010/wordprocessingInk" xmlns:wne="http://schemas.microsoft.com/office/word/2006/wordml" xmlns:wps="http://schemas.microsoft.com/office/word/2010/wordprocessingShape" mc:Ignorable="w14 w15 w16se w16cid w16 w16cex w16sdtdh w16sdtfl w16du wp14">
+<w:glossaryDocument xmlns:wpc="http://schemas.microsoft.com/office/word/2010/wordprocessingCanvas" xmlns:cx="http://schemas.microsoft.com/office/drawing/2014/chartex" xmlns:cx1="http://schemas.microsoft.com/office/drawing/2015/9/8/chartex" xmlns:cx2="http://schemas.microsoft.com/office/drawing/2015/10/21/chartex" xmlns:cx3="http://schemas.microsoft.com/office/drawing/2016/5/9/chartex" xmlns:cx4="http://schemas.microsoft.com/office/drawing/2016/5/10/chartex" xmlns:cx5="http://schemas.microsoft.com/office/drawing/2016/5/11/chartex" xmlns:cx6="http://schemas.microsoft.com/office/drawing/2016/5/12/chartex" xmlns:cx7="http://schemas.microsoft.com/office/drawing/2016/5/13/chartex" xmlns:cx8="http://schemas.microsoft.com/office/drawing/2016/5/14/chartex" xmlns:mc="http://schemas.openxmlformats.org/markup-compatibility/2006" xmlns:aink="http://schemas.microsoft.com/office/drawing/2016/ink" xmlns:am3d="http://schemas.microsoft.com/office/drawing/2017/model3d" xmlns:o="urn:schemas-microsoft-com:office:office" xmlns:r="http://schemas.openxmlformats.org/officeDocument/2006/relationships" xmlns:m="http://schemas.openxmlformats.org/officeDocument/2006/math" xmlns:v="urn:schemas-microsoft-com:vml" xmlns:wp14="http://schemas.microsoft.com/office/word/2010/wordprocessingDrawing" xmlns:wp="http://schemas.openxmlformats.org/drawingml/2006/wordprocessingDrawing" xmlns:w10="urn:schemas-microsoft-com:office:word" xmlns:w="http://schemas.openxmlformats.org/wordprocessingml/2006/main" xmlns:w14="http://schemas.microsoft.com/office/word/2010/wordml" xmlns:w15="http://schemas.microsoft.com/office/word/2012/wordml" xmlns:w16cex="http://schemas.microsoft.com/office/word/2018/wordml/cex" xmlns:w16cid="http://schemas.microsoft.com/office/word/2016/wordml/cid" xmlns:w16="http://schemas.microsoft.com/office/word/2018/wordml" xmlns:w16sdtdh="http://schemas.microsoft.com/office/word/2020/wordml/sdtdatahash" xmlns:w16se="http://schemas.microsoft.com/office/word/2015/wordml/symex" xmlns:wpg="http://schemas.microsoft.com/office/word/2010/wordprocessingGroup" xmlns:wpi="http://schemas.microsoft.com/office/word/2010/wordprocessingInk" xmlns:wne="http://schemas.microsoft.com/office/word/2006/wordml" xmlns:wps="http://schemas.microsoft.com/office/word/2010/wordprocessingShape" mc:Ignorable="w14 w15 w16se w16cid w16 w16cex w16sdtdh wp14">
   <w:docParts>
     <w:docPart>
       <w:docPartPr>
@@ -3730,73 +3664,7 @@
               <w:sz w:val="20"/>
               <w:szCs w:val="20"/>
             </w:rPr>
-            <w:t xml:space="preserve">Motive el/los permisos </w:t>
-          </w:r>
-          <w:r>
-            <w:rPr>
-              <w:rStyle w:val="Textodelmarcadordeposicin"/>
-              <w:sz w:val="20"/>
-              <w:szCs w:val="20"/>
-            </w:rPr>
-            <w:t>solicitados</w:t>
-          </w:r>
-        </w:p>
-      </w:docPartBody>
-    </w:docPart>
-    <w:docPart>
-      <w:docPartPr>
-        <w:name w:val="036DFB6593004206ADD6602C428DC3D8"/>
-        <w:category>
-          <w:name w:val="General"/>
-          <w:gallery w:val="placeholder"/>
-        </w:category>
-        <w:types>
-          <w:type w:val="bbPlcHdr"/>
-        </w:types>
-        <w:behaviors>
-          <w:behavior w:val="content"/>
-        </w:behaviors>
-        <w:guid w:val="{6B30F58E-94B8-4363-B862-BBC9A895BE5F}"/>
-      </w:docPartPr>
-      <w:docPartBody>
-        <w:p>
-          <w:pPr>
-            <w:pStyle w:val="036DFB6593004206ADD6602C428DC3D8"/>
-          </w:pPr>
-          <w:r>
-            <w:rPr>
-              <w:rStyle w:val="Textodelmarcadordeposicin"/>
-            </w:rPr>
-            <w:t>Haga clic o pulse aquí para escribir texto.</w:t>
-          </w:r>
-        </w:p>
-      </w:docPartBody>
-    </w:docPart>
-    <w:docPart>
-      <w:docPartPr>
-        <w:name w:val="A143F9ECC4AD402996767166EBA1074B"/>
-        <w:category>
-          <w:name w:val="General"/>
-          <w:gallery w:val="placeholder"/>
-        </w:category>
-        <w:types>
-          <w:type w:val="bbPlcHdr"/>
-        </w:types>
-        <w:behaviors>
-          <w:behavior w:val="content"/>
-        </w:behaviors>
-        <w:guid w:val="{983B5B17-0888-4D27-8D0B-D5677F563296}"/>
-      </w:docPartPr>
-      <w:docPartBody>
-        <w:p>
-          <w:pPr>
-            <w:pStyle w:val="A143F9ECC4AD402996767166EBA1074B"/>
-          </w:pPr>
-          <w:r>
-            <w:rPr>
-              <w:rStyle w:val="Textodelmarcadordeposicin"/>
-            </w:rPr>
-            <w:t>Haga clic aquí o pulse para escribir una fecha.</w:t>
+            <w:t>Motive el/los permisos solicitados</w:t>
           </w:r>
         </w:p>
       </w:docPartBody>
@@ -3864,7 +3732,7 @@
 </file>
 
 <file path=word/glossary/fontTable.xml><?xml version="1.0" encoding="utf-8"?>
-<w:fonts xmlns:mc="http://schemas.openxmlformats.org/markup-compatibility/2006" xmlns:r="http://schemas.openxmlformats.org/officeDocument/2006/relationships" xmlns:w="http://schemas.openxmlformats.org/wordprocessingml/2006/main" xmlns:w14="http://schemas.microsoft.com/office/word/2010/wordml" xmlns:w15="http://schemas.microsoft.com/office/word/2012/wordml" xmlns:w16cex="http://schemas.microsoft.com/office/word/2018/wordml/cex" xmlns:w16cid="http://schemas.microsoft.com/office/word/2016/wordml/cid" xmlns:w16="http://schemas.microsoft.com/office/word/2018/wordml" xmlns:w16du="http://schemas.microsoft.com/office/word/2023/wordml/word16du" xmlns:w16sdtdh="http://schemas.microsoft.com/office/word/2020/wordml/sdtdatahash" xmlns:w16sdtfl="http://schemas.microsoft.com/office/word/2024/wordml/sdtformatlock" xmlns:w16se="http://schemas.microsoft.com/office/word/2015/wordml/symex" mc:Ignorable="w14 w15 w16se w16cid w16 w16cex w16sdtdh w16sdtfl w16du">
+<w:fonts xmlns:mc="http://schemas.openxmlformats.org/markup-compatibility/2006" xmlns:r="http://schemas.openxmlformats.org/officeDocument/2006/relationships" xmlns:w="http://schemas.openxmlformats.org/wordprocessingml/2006/main" xmlns:w14="http://schemas.microsoft.com/office/word/2010/wordml" xmlns:w15="http://schemas.microsoft.com/office/word/2012/wordml" xmlns:w16cex="http://schemas.microsoft.com/office/word/2018/wordml/cex" xmlns:w16cid="http://schemas.microsoft.com/office/word/2016/wordml/cid" xmlns:w16="http://schemas.microsoft.com/office/word/2018/wordml" xmlns:w16sdtdh="http://schemas.microsoft.com/office/word/2020/wordml/sdtdatahash" xmlns:w16se="http://schemas.microsoft.com/office/word/2015/wordml/symex" mc:Ignorable="w14 w15 w16se w16cid w16 w16cex w16sdtdh">
   <w:font w:name="Symbol">
     <w:panose1 w:val="05050102010706020507"/>
     <w:charset w:val="02"/>
@@ -3873,6 +3741,7 @@
     <w:sig w:usb0="00000000" w:usb1="10000000" w:usb2="00000000" w:usb3="00000000" w:csb0="80000000" w:csb1="00000000"/>
   </w:font>
   <w:font w:name="Aptos">
+    <w:altName w:val="Calibri"/>
     <w:charset w:val="00"/>
     <w:family w:val="swiss"/>
     <w:pitch w:val="variable"/>
@@ -3900,6 +3769,7 @@
     <w:sig w:usb0="00000000" w:usb1="10000000" w:usb2="00000000" w:usb3="00000000" w:csb0="80000000" w:csb1="00000000"/>
   </w:font>
   <w:font w:name="Aptos Display">
+    <w:altName w:val="Calibri"/>
     <w:charset w:val="00"/>
     <w:family w:val="swiss"/>
     <w:pitch w:val="variable"/>
@@ -3917,13 +3787,20 @@
     <w:charset w:val="00"/>
     <w:family w:val="swiss"/>
     <w:pitch w:val="variable"/>
-    <w:sig w:usb0="E4002EFF" w:usb1="C000247B" w:usb2="00000009" w:usb3="00000000" w:csb0="000001FF" w:csb1="00000000"/>
+    <w:sig w:usb0="E4002EFF" w:usb1="C200247B" w:usb2="00000009" w:usb3="00000000" w:csb0="000001FF" w:csb1="00000000"/>
+  </w:font>
+  <w:font w:name="Calibri Light">
+    <w:panose1 w:val="020F0302020204030204"/>
+    <w:charset w:val="00"/>
+    <w:family w:val="swiss"/>
+    <w:pitch w:val="variable"/>
+    <w:sig w:usb0="E4002EFF" w:usb1="C200247B" w:usb2="00000009" w:usb3="00000000" w:csb0="000001FF" w:csb1="00000000"/>
   </w:font>
 </w:fonts>
 </file>
 
 <file path=word/glossary/settings.xml><?xml version="1.0" encoding="utf-8"?>
-<w:settings xmlns:mc="http://schemas.openxmlformats.org/markup-compatibility/2006" xmlns:o="urn:schemas-microsoft-com:office:office" xmlns:r="http://schemas.openxmlformats.org/officeDocument/2006/relationships" xmlns:m="http://schemas.openxmlformats.org/officeDocument/2006/math" xmlns:v="urn:schemas-microsoft-com:vml" xmlns:w10="urn:schemas-microsoft-com:office:word" xmlns:w="http://schemas.openxmlformats.org/wordprocessingml/2006/main" xmlns:w14="http://schemas.microsoft.com/office/word/2010/wordml" xmlns:w15="http://schemas.microsoft.com/office/word/2012/wordml" xmlns:w16cex="http://schemas.microsoft.com/office/word/2018/wordml/cex" xmlns:w16cid="http://schemas.microsoft.com/office/word/2016/wordml/cid" xmlns:w16="http://schemas.microsoft.com/office/word/2018/wordml" xmlns:w16du="http://schemas.microsoft.com/office/word/2023/wordml/word16du" xmlns:w16sdtdh="http://schemas.microsoft.com/office/word/2020/wordml/sdtdatahash" xmlns:w16sdtfl="http://schemas.microsoft.com/office/word/2024/wordml/sdtformatlock" xmlns:w16se="http://schemas.microsoft.com/office/word/2015/wordml/symex" xmlns:sl="http://schemas.openxmlformats.org/schemaLibrary/2006/main" mc:Ignorable="w14 w15 w16se w16cid w16 w16cex w16sdtdh w16sdtfl w16du">
+<w:settings xmlns:mc="http://schemas.openxmlformats.org/markup-compatibility/2006" xmlns:o="urn:schemas-microsoft-com:office:office" xmlns:r="http://schemas.openxmlformats.org/officeDocument/2006/relationships" xmlns:m="http://schemas.openxmlformats.org/officeDocument/2006/math" xmlns:v="urn:schemas-microsoft-com:vml" xmlns:w10="urn:schemas-microsoft-com:office:word" xmlns:w="http://schemas.openxmlformats.org/wordprocessingml/2006/main" xmlns:w14="http://schemas.microsoft.com/office/word/2010/wordml" xmlns:w15="http://schemas.microsoft.com/office/word/2012/wordml" xmlns:w16cex="http://schemas.microsoft.com/office/word/2018/wordml/cex" xmlns:w16cid="http://schemas.microsoft.com/office/word/2016/wordml/cid" xmlns:w16="http://schemas.microsoft.com/office/word/2018/wordml" xmlns:w16sdtdh="http://schemas.microsoft.com/office/word/2020/wordml/sdtdatahash" xmlns:w16se="http://schemas.microsoft.com/office/word/2015/wordml/symex" xmlns:sl="http://schemas.openxmlformats.org/schemaLibrary/2006/main" mc:Ignorable="w14 w15 w16se w16cid w16 w16cex w16sdtdh">
   <w:view w:val="normal"/>
   <w:defaultTabStop w:val="708"/>
   <w:hyphenationZone w:val="425"/>
@@ -3964,7 +3841,7 @@
 </file>
 
 <file path=word/glossary/styles.xml><?xml version="1.0" encoding="utf-8"?>
-<w:styles xmlns:mc="http://schemas.openxmlformats.org/markup-compatibility/2006" xmlns:r="http://schemas.openxmlformats.org/officeDocument/2006/relationships" xmlns:w="http://schemas.openxmlformats.org/wordprocessingml/2006/main" xmlns:w14="http://schemas.microsoft.com/office/word/2010/wordml" xmlns:w15="http://schemas.microsoft.com/office/word/2012/wordml" xmlns:w16cex="http://schemas.microsoft.com/office/word/2018/wordml/cex" xmlns:w16cid="http://schemas.microsoft.com/office/word/2016/wordml/cid" xmlns:w16="http://schemas.microsoft.com/office/word/2018/wordml" xmlns:w16du="http://schemas.microsoft.com/office/word/2023/wordml/word16du" xmlns:w16sdtdh="http://schemas.microsoft.com/office/word/2020/wordml/sdtdatahash" xmlns:w16sdtfl="http://schemas.microsoft.com/office/word/2024/wordml/sdtformatlock" xmlns:w16se="http://schemas.microsoft.com/office/word/2015/wordml/symex" mc:Ignorable="w14 w15 w16se w16cid w16 w16cex w16sdtdh w16sdtfl w16du">
+<w:styles xmlns:mc="http://schemas.openxmlformats.org/markup-compatibility/2006" xmlns:r="http://schemas.openxmlformats.org/officeDocument/2006/relationships" xmlns:w="http://schemas.openxmlformats.org/wordprocessingml/2006/main" xmlns:w14="http://schemas.microsoft.com/office/word/2010/wordml" xmlns:w15="http://schemas.microsoft.com/office/word/2012/wordml" xmlns:w16cex="http://schemas.microsoft.com/office/word/2018/wordml/cex" xmlns:w16cid="http://schemas.microsoft.com/office/word/2016/wordml/cid" xmlns:w16="http://schemas.microsoft.com/office/word/2018/wordml" xmlns:w16sdtdh="http://schemas.microsoft.com/office/word/2020/wordml/sdtdatahash" xmlns:w16se="http://schemas.microsoft.com/office/word/2015/wordml/symex" mc:Ignorable="w14 w15 w16se w16cid w16 w16cex w16sdtdh">
   <w:docDefaults>
     <w:rPrDefault>
       <w:rPr>
@@ -4436,12 +4313,6 @@
   <w:style w:type="paragraph" w:customStyle="1" w:styleId="AFC709E7185A462BB6BC81BAF2717CDA">
     <w:name w:val="AFC709E7185A462BB6BC81BAF2717CDA"/>
   </w:style>
-  <w:style w:type="paragraph" w:customStyle="1" w:styleId="036DFB6593004206ADD6602C428DC3D8">
-    <w:name w:val="036DFB6593004206ADD6602C428DC3D8"/>
-  </w:style>
-  <w:style w:type="paragraph" w:customStyle="1" w:styleId="A143F9ECC4AD402996767166EBA1074B">
-    <w:name w:val="A143F9ECC4AD402996767166EBA1074B"/>
-  </w:style>
   <w:style w:type="paragraph" w:customStyle="1" w:styleId="7B100133E9B0496882AA0E1238C4D359">
     <w:name w:val="7B100133E9B0496882AA0E1238C4D359"/>
   </w:style>
@@ -4452,7 +4323,7 @@
 </file>
 
 <file path=word/glossary/webSettings.xml><?xml version="1.0" encoding="utf-8"?>
-<w:webSettings xmlns:mc="http://schemas.openxmlformats.org/markup-compatibility/2006" xmlns:r="http://schemas.openxmlformats.org/officeDocument/2006/relationships" xmlns:w="http://schemas.openxmlformats.org/wordprocessingml/2006/main" xmlns:w14="http://schemas.microsoft.com/office/word/2010/wordml" xmlns:w15="http://schemas.microsoft.com/office/word/2012/wordml" xmlns:w16cex="http://schemas.microsoft.com/office/word/2018/wordml/cex" xmlns:w16cid="http://schemas.microsoft.com/office/word/2016/wordml/cid" xmlns:w16="http://schemas.microsoft.com/office/word/2018/wordml" xmlns:w16du="http://schemas.microsoft.com/office/word/2023/wordml/word16du" xmlns:w16sdtdh="http://schemas.microsoft.com/office/word/2020/wordml/sdtdatahash" xmlns:w16sdtfl="http://schemas.microsoft.com/office/word/2024/wordml/sdtformatlock" xmlns:w16se="http://schemas.microsoft.com/office/word/2015/wordml/symex" mc:Ignorable="w14 w15 w16se w16cid w16 w16cex w16sdtdh w16sdtfl w16du">
+<w:webSettings xmlns:mc="http://schemas.openxmlformats.org/markup-compatibility/2006" xmlns:r="http://schemas.openxmlformats.org/officeDocument/2006/relationships" xmlns:w="http://schemas.openxmlformats.org/wordprocessingml/2006/main" xmlns:w14="http://schemas.microsoft.com/office/word/2010/wordml" xmlns:w15="http://schemas.microsoft.com/office/word/2012/wordml" xmlns:w16cex="http://schemas.microsoft.com/office/word/2018/wordml/cex" xmlns:w16cid="http://schemas.microsoft.com/office/word/2016/wordml/cid" xmlns:w16="http://schemas.microsoft.com/office/word/2018/wordml" xmlns:w16sdtdh="http://schemas.microsoft.com/office/word/2020/wordml/sdtdatahash" xmlns:w16se="http://schemas.microsoft.com/office/word/2015/wordml/symex" mc:Ignorable="w14 w15 w16se w16cid w16 w16cex w16sdtdh">
   <w:optimizeForBrowser/>
   <w:allowPNG/>
 </w:webSettings>

--- a/backend_flask/plantillas_word/Anexo VII Solicitud Extraordinaria.docx
+++ b/backend_flask/plantillas_word/Anexo VII Solicitud Extraordinaria.docx
@@ -854,13 +854,7 @@
                           </w:rPr>
                         </w:pPr>
                         <w:r>
-                          <w:t>[!]</w:t>
-                        </w:r>
-                        <w:r>
-                          <w:t xml:space="preserve"> </w:t>
-                        </w:r>
-                        <w:r>
-                          <w:t>[NOMBRE]</w:t>
+                          <w:t>[!] [NOMBRE]</w:t>
                         </w:r>
                       </w:p>
                     </w:tc>
@@ -1219,40 +1213,13 @@
         </w:rPr>
         <w:t xml:space="preserve">DIRECCIÓN PROVINCIAL DE EDUCACIÓN DE </w:t>
       </w:r>
-      <w:sdt>
-        <w:sdtPr>
-          <w:rPr>
-            <w:b/>
-            <w:bCs/>
-          </w:rPr>
-          <w:id w:val="-1755588329"/>
-          <w:placeholder>
-            <w:docPart w:val="84CFA4C6CEA84C0F834A36FE7C17F2FA"/>
-          </w:placeholder>
-          <w:showingPlcHdr/>
-          <w:dropDownList>
-            <w:listItem w:value="Elija un elemento."/>
-            <w:listItem w:displayText="ÁVILA" w:value="ÁVILA"/>
-            <w:listItem w:displayText="BURGOS" w:value="BURGOS"/>
-            <w:listItem w:displayText="LEÓN" w:value="LEÓN"/>
-            <w:listItem w:displayText="PALENCIA" w:value="PALENCIA"/>
-            <w:listItem w:displayText="SALAMANCA" w:value="SALAMANCA"/>
-            <w:listItem w:displayText="SEGOVIA" w:value="SEGOVIA"/>
-            <w:listItem w:displayText="SORIA" w:value="SORIA"/>
-            <w:listItem w:displayText="VALLADOLID" w:value="VALLADOLID"/>
-            <w:listItem w:displayText="ZAMORA" w:value="ZAMORA"/>
-          </w:dropDownList>
-        </w:sdtPr>
-        <w:sdtEndPr/>
-        <w:sdtContent>
-          <w:r>
-            <w:rPr>
-              <w:rStyle w:val="Textodelmarcadordeposicin"/>
-            </w:rPr>
-            <w:t>Elija un elemento.</w:t>
-          </w:r>
-        </w:sdtContent>
-      </w:sdt>
+      <w:r>
+        <w:rPr>
+          <w:b/>
+          <w:bCs/>
+        </w:rPr>
+        <w:t>[CENTRO_PROVINCIA]</w:t>
+      </w:r>
     </w:p>
     <w:sectPr>
       <w:headerReference w:type="default" r:id="rId7"/>
@@ -3698,35 +3665,6 @@
         </w:p>
       </w:docPartBody>
     </w:docPart>
-    <w:docPart>
-      <w:docPartPr>
-        <w:name w:val="84CFA4C6CEA84C0F834A36FE7C17F2FA"/>
-        <w:category>
-          <w:name w:val="General"/>
-          <w:gallery w:val="placeholder"/>
-        </w:category>
-        <w:types>
-          <w:type w:val="bbPlcHdr"/>
-        </w:types>
-        <w:behaviors>
-          <w:behavior w:val="content"/>
-        </w:behaviors>
-        <w:guid w:val="{582AC55B-D298-489F-93F2-711833E1689F}"/>
-      </w:docPartPr>
-      <w:docPartBody>
-        <w:p>
-          <w:pPr>
-            <w:pStyle w:val="84CFA4C6CEA84C0F834A36FE7C17F2FA"/>
-          </w:pPr>
-          <w:r>
-            <w:rPr>
-              <w:rStyle w:val="Textodelmarcadordeposicin"/>
-            </w:rPr>
-            <w:t>Elija un elemento.</w:t>
-          </w:r>
-        </w:p>
-      </w:docPartBody>
-    </w:docPart>
   </w:docParts>
 </w:glossaryDocument>
 </file>
